--- a/PHY151/handouts/PHY151_LB02_Rubric.docx
+++ b/PHY151/handouts/PHY151_LB02_Rubric.docx
@@ -38,7 +38,7 @@
           <w:sz w:val="20"/>
           <w:szCs w:val="20"/>
         </w:rPr>
-        <w:t xml:space="preserve">Grammar, spelling, and formatting problems are assessed 1 point per occurrence. Late submissions: 10-point penalty before grading begins; zero afterward.</w:t>
+        <w:t xml:space="preserve">Grammar, spelling, and formatting problems are assessed 1 point per occurrence. There is no late penalty on lab reports, but a report submitted after grading has begun may be returned without written feedback.</w:t>
       </w:r>
     </w:p>
     <w:p>
